--- a/Assignment 4 - Rama Mathur C52 - Submission Overview.docx
+++ b/Assignment 4 - Rama Mathur C52 - Submission Overview.docx
@@ -7,6 +7,9 @@
         <w:pStyle w:val="Title"/>
       </w:pPr>
       <w:r>
+        <w:rPr>
+          <w:sz w:val="18"/>
+        </w:rPr>
         <w:t>MyCommPal | Buildathon Submission</w:t>
       </w:r>
     </w:p>
@@ -15,6 +18,9 @@
         <w:pStyle w:val="Subtitle"/>
       </w:pPr>
       <w:r>
+        <w:rPr>
+          <w:sz w:val="18"/>
+        </w:rPr>
         <w:t>Your Personal AI Communication Mentor</w:t>
       </w:r>
     </w:p>
@@ -23,6 +29,9 @@
         <w:pStyle w:val="Heading1"/>
       </w:pPr>
       <w:r>
+        <w:rPr>
+          <w:sz w:val="18"/>
+        </w:rPr>
         <w:t>1  Working Product</w:t>
       </w:r>
     </w:p>
@@ -30,10 +39,14 @@
       <w:r>
         <w:rPr>
           <w:b/>
+          <w:sz w:val="18"/>
         </w:rPr>
         <w:t xml:space="preserve">Live application: </w:t>
       </w:r>
       <w:r>
+        <w:rPr>
+          <w:sz w:val="18"/>
+        </w:rPr>
         <w:t>https://mycommpal.vercel.app/</w:t>
       </w:r>
     </w:p>
@@ -41,10 +54,14 @@
       <w:r>
         <w:rPr>
           <w:b/>
+          <w:sz w:val="18"/>
         </w:rPr>
         <w:t xml:space="preserve">Source code: </w:t>
       </w:r>
       <w:r>
+        <w:rPr>
+          <w:sz w:val="18"/>
+        </w:rPr>
         <w:t>https://github.com/ramachinthapalli-ghub/mycommpal</w:t>
       </w:r>
     </w:p>
@@ -52,10 +69,14 @@
       <w:r>
         <w:rPr>
           <w:b/>
+          <w:sz w:val="18"/>
         </w:rPr>
         <w:t xml:space="preserve">How the jury can enter: </w:t>
       </w:r>
       <w:r>
+        <w:rPr>
+          <w:sz w:val="18"/>
+        </w:rPr>
         <w:t>Open the live app and choose “Continue as Guest” if presented. No demo email/password is claimed here. Verify guest access in a private browser window before submission.</w:t>
       </w:r>
     </w:p>
@@ -63,10 +84,14 @@
       <w:r>
         <w:rPr>
           <w:b/>
+          <w:sz w:val="18"/>
         </w:rPr>
         <w:t xml:space="preserve">Core journey: </w:t>
       </w:r>
       <w:r>
+        <w:rPr>
+          <w:sz w:val="18"/>
+        </w:rPr>
         <w:t>My Goal → Assess Me → My Personal Plan → Practice With Vira → Compare attempts.</w:t>
       </w:r>
     </w:p>
@@ -74,10 +99,14 @@
       <w:r>
         <w:rPr>
           <w:b/>
+          <w:sz w:val="18"/>
         </w:rPr>
         <w:t xml:space="preserve">Stack (documented): </w:t>
       </w:r>
       <w:r>
+        <w:rPr>
+          <w:sz w:val="18"/>
+        </w:rPr>
         <w:t>Next.js 14, Vercel, OpenAI API, Supabase, browser speech-to-text. Internal Antigravity report cites 12 decision-intelligence tests and 20 eval regressions passing; production behavior requires a live smoke test.</w:t>
       </w:r>
     </w:p>
@@ -86,6 +115,9 @@
         <w:pStyle w:val="Heading1"/>
       </w:pPr>
       <w:r>
+        <w:rPr>
+          <w:sz w:val="18"/>
+        </w:rPr>
         <w:t>2  Real User Feedback</w:t>
       </w:r>
     </w:p>
@@ -93,10 +125,14 @@
       <w:r>
         <w:rPr>
           <w:b/>
+          <w:sz w:val="18"/>
         </w:rPr>
         <w:t xml:space="preserve">Evidence: </w:t>
       </w:r>
       <w:r>
+        <w:rPr>
+          <w:sz w:val="18"/>
+        </w:rPr>
         <w:t>Five WhatsApp screenshot excerpts (distinct tester count to confirm), with observed benefits, friction, and recommended product responses. See the accompanying User Feedback Evidence document.</w:t>
       </w:r>
     </w:p>
@@ -104,10 +140,14 @@
       <w:r>
         <w:rPr>
           <w:b/>
+          <w:sz w:val="18"/>
         </w:rPr>
         <w:t xml:space="preserve">Key signals: </w:t>
       </w:r>
       <w:r>
+        <w:rPr>
+          <w:sz w:val="18"/>
+        </w:rPr>
         <w:t>One user preferred Vira for practice over ChatGPT for concept learning; others valued focused mentoring, but reported transcription repetition, unclear framework discoverability, and navigation/progress issues.</w:t>
       </w:r>
     </w:p>
@@ -115,10 +155,14 @@
       <w:r>
         <w:rPr>
           <w:b/>
+          <w:sz w:val="18"/>
         </w:rPr>
         <w:t xml:space="preserve">Evidence discipline: </w:t>
       </w:r>
       <w:r>
+        <w:rPr>
+          <w:sz w:val="18"/>
+        </w:rPr>
         <w:t>Historical complaints are not labeled fixed without retest proof. Include a dated before/after result if you have one.</w:t>
       </w:r>
     </w:p>
@@ -127,18 +171,36 @@
         <w:pStyle w:val="Heading1"/>
       </w:pPr>
       <w:r>
+        <w:rPr>
+          <w:sz w:val="18"/>
+        </w:rPr>
         <w:t>3  Short Jury Deck</w:t>
       </w:r>
     </w:p>
     <w:p>
       <w:r>
         <w:rPr>
-          <w:b/>
+          <w:sz w:val="18"/>
         </w:rPr>
-        <w:t xml:space="preserve">Included: </w:t>
+        <w:t>Included: Assignment 4 - Rama Mathur C52 - Deck.pptx (also PDF) — problem, MVP and demo, original feedback screenshots, GTM, and AARRR.</w:t>
       </w:r>
+    </w:p>
+    <w:p>
+      <w:pPr>
+        <w:pStyle w:val="Heading2"/>
+      </w:pPr>
       <w:r>
-        <w:t>MyCommPal_Buildathon_Jury_Deck.pptx — user problem, research, differentiation, product journey, demo, user feedback, iteration priorities, and AARRR GTM.</w:t>
+        <w:t>Initial GTM cohort — 10 Product Managers</w:t>
+      </w:r>
+    </w:p>
+    <w:p>
+      <w:r>
+        <w:t>Bhavana, Vivek, Srikanth, Naresh, Santosh (colleagues); Charith, Manav, Nikhil, Chinmay (HelloPM cohort members); Ratan (friend).</w:t>
+      </w:r>
+    </w:p>
+    <w:p>
+      <w:r>
+        <w:t>Group breakdown: 5 colleagues, 4 HelloPM cohort members, 1 friend. This identifies the first 10 users; it does not establish 10 completed tests or measured outcomes.</w:t>
       </w:r>
     </w:p>
     <w:p>
@@ -146,6 +208,9 @@
         <w:pStyle w:val="Heading1"/>
       </w:pPr>
       <w:r>
+        <w:rPr>
+          <w:sz w:val="18"/>
+        </w:rPr>
         <w:t>Final Submission Checks</w:t>
       </w:r>
     </w:p>
@@ -154,6 +219,9 @@
         <w:pStyle w:val="ListBullet"/>
       </w:pPr>
       <w:r>
+        <w:rPr>
+          <w:sz w:val="18"/>
+        </w:rPr>
         <w:t>Test guest entry on mobile and in incognito mode.</w:t>
       </w:r>
     </w:p>
@@ -162,6 +230,9 @@
         <w:pStyle w:val="ListBullet"/>
       </w:pPr>
       <w:r>
+        <w:rPr>
+          <w:sz w:val="18"/>
+        </w:rPr>
         <w:t>Run a full live baseline → plan → Practice 1 → Practice 2 journey; inspect actual scores.</w:t>
       </w:r>
     </w:p>
@@ -170,6 +241,9 @@
         <w:pStyle w:val="ListBullet"/>
       </w:pPr>
       <w:r>
+        <w:rPr>
+          <w:sz w:val="18"/>
+        </w:rPr>
         <w:t>Verify a feedback submission appears in Supabase; check permissions and error handling.</w:t>
       </w:r>
     </w:p>
@@ -178,6 +252,9 @@
         <w:pStyle w:val="ListBullet"/>
       </w:pPr>
       <w:r>
+        <w:rPr>
+          <w:sz w:val="18"/>
+        </w:rPr>
         <w:t>Remove names, phone numbers, and identifiable details from any additional evidence.</w:t>
       </w:r>
     </w:p>
@@ -186,6 +263,9 @@
         <w:pStyle w:val="ListBullet"/>
       </w:pPr>
       <w:r>
+        <w:rPr>
+          <w:sz w:val="18"/>
+        </w:rPr>
         <w:t>Recheck every slide against the deployed version; do not claim unverified bug fixes.</w:t>
       </w:r>
     </w:p>
